--- a/docs/Oficial/DIAGRAMA_DE_FLUJO_Y_MODULOS_MES_temp_styled.docx
+++ b/docs/Oficial/DIAGRAMA_DE_FLUJO_Y_MODULOS_MES_temp_styled.docx
@@ -4,14 +4,14 @@
   <w:body>
     <w:p>
       <w:pPr>
-        <w:spacing w:before="240" w:after="80"/>
+        <w:spacing w:before="120" w:after="80"/>
       </w:pPr>
       <w:r>
         <w:rPr>
-          <w:rFonts w:ascii="Arial" w:hAnsi="Arial"/>
+          <w:rFonts w:ascii="Inter" w:hAnsi="Inter"/>
           <w:b/>
-          <w:color w:val="8B5E3C"/>
-          <w:sz w:val="44"/>
+          <w:color w:val="0F172A"/>
+          <w:sz w:val="46"/>
         </w:rPr>
         <w:t>Diagrama de Flujo del Sistema &amp; Catálogo de Módulos (MVP)</w:t>
       </w:r>
@@ -22,7 +22,7 @@
       </w:pPr>
       <w:r>
         <w:rPr>
-          <w:rFonts w:ascii="Arial" w:hAnsi="Arial"/>
+          <w:rFonts w:ascii="Inter" w:hAnsi="Inter"/>
           <w:b/>
           <w:color w:val="0F172A"/>
           <w:sz w:val="20"/>
@@ -36,10 +36,10 @@
       </w:pPr>
       <w:r>
         <w:rPr>
-          <w:rFonts w:ascii="Arial" w:hAnsi="Arial"/>
+          <w:rFonts w:ascii="Inter" w:hAnsi="Inter"/>
           <w:b w:val="0"/>
           <w:i/>
-          <w:color w:val="1E293B"/>
+          <w:color w:val="334155"/>
           <w:sz w:val="20"/>
         </w:rPr>
         <w:t>Documento Oficial de Procesos, Flujo por Rol y Arquitectura Modular.</w:t>
@@ -52,22 +52,22 @@
         <w:tblLook w:firstColumn="1" w:firstRow="1" w:lastColumn="0" w:lastRow="0" w:noHBand="0" w:noVBand="1" w:val="04A0"/>
       </w:tblPr>
       <w:tblGrid>
-        <w:gridCol w:w="9360"/>
+        <w:gridCol w:w="9648"/>
       </w:tblGrid>
       <w:tr>
         <w:tc>
           <w:tcPr>
-            <w:tcW w:type="dxa" w:w="9360"/>
+            <w:tcW w:type="dxa" w:w="9648"/>
             <w:shd w:fill="F8FAFC"/>
             <w:tcMar>
-              <w:top w:w="140" w:type="dxa"/>
-              <w:bottom w:w="140" w:type="dxa"/>
-              <w:left w:w="220" w:type="dxa"/>
-              <w:right w:w="220" w:type="dxa"/>
+              <w:top w:w="130" w:type="dxa"/>
+              <w:bottom w:w="130" w:type="dxa"/>
+              <w:left w:w="200" w:type="dxa"/>
+              <w:right w:w="200" w:type="dxa"/>
             </w:tcMar>
             <w:tcBorders>
               <w:top w:val="none"/>
-              <w:left w:val="single" w:sz="24" w:space="0" w:color="8B5E3C"/>
+              <w:left w:val="single" w:sz="24" w:space="0" w:color="2563EB"/>
               <w:bottom w:val="none"/>
               <w:right w:val="none"/>
             </w:tcBorders>
@@ -78,7 +78,7 @@
             </w:pPr>
             <w:r>
               <w:rPr>
-                <w:rFonts w:ascii="Arial" w:hAnsi="Arial"/>
+                <w:rFonts w:ascii="Inter" w:hAnsi="Inter"/>
                 <w:b/>
                 <w:color w:val="0F172A"/>
                 <w:sz w:val="19"/>
@@ -87,9 +87,9 @@
             </w:r>
             <w:r>
               <w:rPr>
-                <w:rFonts w:ascii="Arial" w:hAnsi="Arial"/>
+                <w:rFonts w:ascii="Inter" w:hAnsi="Inter"/>
                 <w:b w:val="0"/>
-                <w:color w:val="1E293B"/>
+                <w:color w:val="334155"/>
                 <w:sz w:val="19"/>
               </w:rPr>
               <w:t xml:space="preserve"> 7 de Octubre de 2026</w:t>
@@ -99,7 +99,7 @@
             </w:r>
             <w:r>
               <w:rPr>
-                <w:rFonts w:ascii="Arial" w:hAnsi="Arial"/>
+                <w:rFonts w:ascii="Inter" w:hAnsi="Inter"/>
                 <w:b/>
                 <w:color w:val="0F172A"/>
                 <w:sz w:val="19"/>
@@ -108,9 +108,9 @@
             </w:r>
             <w:r>
               <w:rPr>
-                <w:rFonts w:ascii="Arial" w:hAnsi="Arial"/>
+                <w:rFonts w:ascii="Inter" w:hAnsi="Inter"/>
                 <w:b w:val="0"/>
-                <w:color w:val="1E293B"/>
+                <w:color w:val="334155"/>
                 <w:sz w:val="19"/>
               </w:rPr>
               <w:t xml:space="preserve"> Tombstone Hats (San Francisco del Rincón, Guanajuato)</w:t>
@@ -120,7 +120,7 @@
             </w:r>
             <w:r>
               <w:rPr>
-                <w:rFonts w:ascii="Arial" w:hAnsi="Arial"/>
+                <w:rFonts w:ascii="Inter" w:hAnsi="Inter"/>
                 <w:b/>
                 <w:color w:val="0F172A"/>
                 <w:sz w:val="19"/>
@@ -129,9 +129,9 @@
             </w:r>
             <w:r>
               <w:rPr>
-                <w:rFonts w:ascii="Arial" w:hAnsi="Arial"/>
+                <w:rFonts w:ascii="Inter" w:hAnsi="Inter"/>
                 <w:b w:val="0"/>
-                <w:color w:val="1E293B"/>
+                <w:color w:val="334155"/>
                 <w:sz w:val="19"/>
               </w:rPr>
               <w:t xml:space="preserve"> Andrés Villanueva (Uanify)</w:t>
@@ -148,12 +148,20 @@
     </w:p>
     <w:p>
       <w:pPr>
+        <w:spacing w:before="80" w:after="160"/>
+        <w:pBdr>
+          <w:bottom w:val="single" w:sz="6" w:space="8" w:color="CBD5E1"/>
+        </w:pBdr>
+      </w:pPr>
+    </w:p>
+    <w:p>
+      <w:pPr>
         <w:keepNext/>
         <w:spacing w:before="320" w:after="80"/>
       </w:pPr>
       <w:r>
         <w:rPr>
-          <w:rFonts w:ascii="Arial" w:hAnsi="Arial"/>
+          <w:rFonts w:ascii="Inter" w:hAnsi="Inter"/>
           <w:b/>
           <w:color w:val="0F172A"/>
           <w:sz w:val="28"/>
@@ -167,9 +175,9 @@
       </w:pPr>
       <w:r>
         <w:rPr>
-          <w:rFonts w:ascii="Arial" w:hAnsi="Arial"/>
+          <w:rFonts w:ascii="Inter" w:hAnsi="Inter"/>
           <w:b w:val="0"/>
-          <w:color w:val="1E293B"/>
+          <w:color w:val="334155"/>
           <w:sz w:val="20"/>
         </w:rPr>
         <w:t>El siguiente diagrama modela el flujo físico y digital exacto de la nave industrial: el nacimiento del lote en Prensas tras la unión de copa y falda, el tránsito por las 6 tablets de piso (T1 a T6), los 5 puntos de inspección de calidad (C1 a C5) con retorno a reproceso, y las conexiones de lectura y escritura con CONTPAQi Comercial:</w:t>
@@ -182,18 +190,18 @@
         <w:tblLook w:firstColumn="1" w:firstRow="1" w:lastColumn="0" w:lastRow="0" w:noHBand="0" w:noVBand="1" w:val="04A0"/>
       </w:tblPr>
       <w:tblGrid>
-        <w:gridCol w:w="9360"/>
+        <w:gridCol w:w="9648"/>
       </w:tblGrid>
       <w:tr>
         <w:tc>
           <w:tcPr>
-            <w:tcW w:type="dxa" w:w="9360"/>
+            <w:tcW w:type="dxa" w:w="9648"/>
             <w:shd w:fill="0F172A"/>
             <w:tcMar>
-              <w:top w:w="140" w:type="dxa"/>
-              <w:bottom w:w="140" w:type="dxa"/>
-              <w:left w:w="200" w:type="dxa"/>
-              <w:right w:w="200" w:type="dxa"/>
+              <w:top w:w="130" w:type="dxa"/>
+              <w:bottom w:w="130" w:type="dxa"/>
+              <w:left w:w="180" w:type="dxa"/>
+              <w:right w:w="180" w:type="dxa"/>
             </w:tcMar>
           </w:tcPr>
           <w:p>
@@ -273,7 +281,7 @@
               <w:br/>
               <w:t xml:space="preserve">    C2 --&gt;|Pasa| D07_REP["T1 · Prensas - Replanchado\nReplanchado con alambre"]:::t1</w:t>
               <w:br/>
-              <w:t xml:space="preserve">    C2 -.-&gt;|No pasa (Reproceso)| D06_REF</w:t>
+              <w:t xml:space="preserve">    C2 -.-&gt;|No pasa - Reproceso| D06_REF</w:t>
               <w:br/>
               <w:br/>
               <w:t xml:space="preserve">    D06_PIN["T3 · Pintura\nPintura del sombrero"]:::t3</w:t>
@@ -287,7 +295,7 @@
               <w:br/>
               <w:t xml:space="preserve">    C3 --&gt;|Pasa| D06_BRI["T3 · Pintura - Brillo\nAcabado de brillo"]:::t3</w:t>
               <w:br/>
-              <w:t xml:space="preserve">    C3 -.-&gt;|No pasa (Reproceso)| D06_PIN</w:t>
+              <w:t xml:space="preserve">    C3 -.-&gt;|No pasa - Reproceso| D06_PIN</w:t>
               <w:br/>
               <w:br/>
               <w:t xml:space="preserve">    D07_ALI["T4 · Hidráulicas - Alineado\nSe divide en sublotes de 15 piezas"]:::t4</w:t>
@@ -301,7 +309,7 @@
               <w:br/>
               <w:t xml:space="preserve">    C4 --&gt;|Pasa| D08["T1 · Prensas - Refaldeo\nFigura final de la falda"]:::t1</w:t>
               <w:br/>
-              <w:t xml:space="preserve">    C4 -.-&gt;|No pasa (Reproceso)| D07_ALI</w:t>
+              <w:t xml:space="preserve">    C4 -.-&gt;|No pasa - Reproceso| D07_ALI</w:t>
               <w:br/>
               <w:br/>
               <w:t xml:space="preserve">    D09["T4 · Pre-adorno\nPerforado y pegado de tafilete"]:::t4</w:t>
@@ -322,7 +330,7 @@
               <w:br/>
               <w:t xml:space="preserve">    D10 --&gt; C5</w:t>
               <w:br/>
-              <w:t xml:space="preserve">    C5 -.-&gt;|No pasa (Reproceso)| D10</w:t>
+              <w:t xml:space="preserve">    C5 -.-&gt;|No pasa - Reproceso| D10</w:t>
               <w:br/>
               <w:br/>
               <w:t xml:space="preserve">    LIB["T6 · Producto Liberado y Entrega\nEmbarque registra la entrega al cliente"]:::t6</w:t>
@@ -345,12 +353,20 @@
     </w:p>
     <w:p>
       <w:pPr>
+        <w:spacing w:before="80" w:after="160"/>
+        <w:pBdr>
+          <w:bottom w:val="single" w:sz="6" w:space="8" w:color="CBD5E1"/>
+        </w:pBdr>
+      </w:pPr>
+    </w:p>
+    <w:p>
+      <w:pPr>
         <w:keepNext/>
         <w:spacing w:before="320" w:after="80"/>
       </w:pPr>
       <w:r>
         <w:rPr>
-          <w:rFonts w:ascii="Arial" w:hAnsi="Arial"/>
+          <w:rFonts w:ascii="Inter" w:hAnsi="Inter"/>
           <w:b/>
           <w:color w:val="0F172A"/>
           <w:sz w:val="28"/>
@@ -365,9 +381,9 @@
       </w:pPr>
       <w:r>
         <w:rPr>
-          <w:rFonts w:ascii="Arial" w:hAnsi="Arial"/>
+          <w:rFonts w:ascii="Inter" w:hAnsi="Inter"/>
           <w:b/>
-          <w:color w:val="8B5E3C"/>
+          <w:color w:val="2563EB"/>
           <w:sz w:val="23"/>
         </w:rPr>
         <w:t>Módulo 1: Programación, Loteo e Impresión (Ingeniería Admin)</w:t>
@@ -380,7 +396,7 @@
       </w:pPr>
       <w:r>
         <w:rPr>
-          <w:rFonts w:ascii="Arial" w:hAnsi="Arial"/>
+          <w:rFonts w:ascii="Inter" w:hAnsi="Inter"/>
           <w:b/>
           <w:color w:val="0F172A"/>
           <w:sz w:val="20"/>
@@ -389,9 +405,9 @@
       </w:r>
       <w:r>
         <w:rPr>
-          <w:rFonts w:ascii="Arial" w:hAnsi="Arial"/>
+          <w:rFonts w:ascii="Inter" w:hAnsi="Inter"/>
           <w:b w:val="0"/>
-          <w:color w:val="1E293B"/>
+          <w:color w:val="334155"/>
           <w:sz w:val="20"/>
         </w:rPr>
         <w:t xml:space="preserve"> Lectura directa de pedidos y órdenes de producción desde Microsoft SQL Server de CONTPAQi Comercial.</w:t>
@@ -404,7 +420,7 @@
       </w:pPr>
       <w:r>
         <w:rPr>
-          <w:rFonts w:ascii="Arial" w:hAnsi="Arial"/>
+          <w:rFonts w:ascii="Inter" w:hAnsi="Inter"/>
           <w:b/>
           <w:color w:val="0F172A"/>
           <w:sz w:val="20"/>
@@ -413,9 +429,9 @@
       </w:r>
       <w:r>
         <w:rPr>
-          <w:rFonts w:ascii="Arial" w:hAnsi="Arial"/>
+          <w:rFonts w:ascii="Inter" w:hAnsi="Inter"/>
           <w:b w:val="0"/>
-          <w:color w:val="1E293B"/>
+          <w:color w:val="334155"/>
           <w:sz w:val="20"/>
         </w:rPr>
         <w:t xml:space="preserve"> Registro de la fecha límite acordada con el cliente para el cálculo del semáforo de tiempo de entrega.</w:t>
@@ -428,7 +444,7 @@
       </w:pPr>
       <w:r>
         <w:rPr>
-          <w:rFonts w:ascii="Arial" w:hAnsi="Arial"/>
+          <w:rFonts w:ascii="Inter" w:hAnsi="Inter"/>
           <w:b/>
           <w:color w:val="0F172A"/>
           <w:sz w:val="20"/>
@@ -437,9 +453,9 @@
       </w:r>
       <w:r>
         <w:rPr>
-          <w:rFonts w:ascii="Arial" w:hAnsi="Arial"/>
+          <w:rFonts w:ascii="Inter" w:hAnsi="Inter"/>
           <w:b w:val="0"/>
-          <w:color w:val="1E293B"/>
+          <w:color w:val="334155"/>
           <w:sz w:val="20"/>
         </w:rPr>
         <w:t xml:space="preserve"> Definición de lotes madre (60 pzas) y número de sublotes según la planeación semanal.</w:t>
@@ -452,7 +468,7 @@
       </w:pPr>
       <w:r>
         <w:rPr>
-          <w:rFonts w:ascii="Arial" w:hAnsi="Arial"/>
+          <w:rFonts w:ascii="Inter" w:hAnsi="Inter"/>
           <w:b/>
           <w:color w:val="0F172A"/>
           <w:sz w:val="20"/>
@@ -461,9 +477,9 @@
       </w:r>
       <w:r>
         <w:rPr>
-          <w:rFonts w:ascii="Arial" w:hAnsi="Arial"/>
+          <w:rFonts w:ascii="Inter" w:hAnsi="Inter"/>
           <w:b w:val="0"/>
-          <w:color w:val="1E293B"/>
+          <w:color w:val="334155"/>
           <w:sz w:val="20"/>
         </w:rPr>
         <w:t xml:space="preserve"> Generación e impresión de tarjetas viajeras con códigos QR en hojas carta de oficina para recortar e introducir en fundas plásticas cosidas.</w:t>
@@ -476,9 +492,9 @@
       </w:pPr>
       <w:r>
         <w:rPr>
-          <w:rFonts w:ascii="Arial" w:hAnsi="Arial"/>
+          <w:rFonts w:ascii="Inter" w:hAnsi="Inter"/>
           <w:b/>
-          <w:color w:val="8B5E3C"/>
+          <w:color w:val="2563EB"/>
           <w:sz w:val="23"/>
         </w:rPr>
         <w:t>Módulo 2: Monitoreo de Piso, WIP por Almacén y Tablero de 5 KPIs</w:t>
@@ -491,7 +507,7 @@
       </w:pPr>
       <w:r>
         <w:rPr>
-          <w:rFonts w:ascii="Arial" w:hAnsi="Arial"/>
+          <w:rFonts w:ascii="Inter" w:hAnsi="Inter"/>
           <w:b/>
           <w:color w:val="0F172A"/>
           <w:sz w:val="20"/>
@@ -500,9 +516,9 @@
       </w:r>
       <w:r>
         <w:rPr>
-          <w:rFonts w:ascii="Arial" w:hAnsi="Arial"/>
+          <w:rFonts w:ascii="Inter" w:hAnsi="Inter"/>
           <w:b w:val="0"/>
-          <w:color w:val="1E293B"/>
+          <w:color w:val="334155"/>
           <w:sz w:val="20"/>
         </w:rPr>
         <w:t xml:space="preserve"> Piezas activas depositadas en cada buffer esperando ser procesadas por la siguiente estación.</w:t>
@@ -515,7 +531,7 @@
       </w:pPr>
       <w:r>
         <w:rPr>
-          <w:rFonts w:ascii="Arial" w:hAnsi="Arial"/>
+          <w:rFonts w:ascii="Inter" w:hAnsi="Inter"/>
           <w:b/>
           <w:color w:val="0F172A"/>
           <w:sz w:val="20"/>
@@ -524,9 +540,9 @@
       </w:r>
       <w:r>
         <w:rPr>
-          <w:rFonts w:ascii="Arial" w:hAnsi="Arial"/>
+          <w:rFonts w:ascii="Inter" w:hAnsi="Inter"/>
           <w:b w:val="0"/>
-          <w:color w:val="1E293B"/>
+          <w:color w:val="334155"/>
           <w:sz w:val="20"/>
         </w:rPr>
         <w:t xml:space="preserve"> Conteo en tiempo real de unidades escaneadas de salida por estación, turno y fecha.</w:t>
@@ -539,7 +555,7 @@
       </w:pPr>
       <w:r>
         <w:rPr>
-          <w:rFonts w:ascii="Arial" w:hAnsi="Arial"/>
+          <w:rFonts w:ascii="Inter" w:hAnsi="Inter"/>
           <w:b/>
           <w:color w:val="0F172A"/>
           <w:sz w:val="20"/>
@@ -548,9 +564,9 @@
       </w:r>
       <w:r>
         <w:rPr>
-          <w:rFonts w:ascii="Arial" w:hAnsi="Arial"/>
+          <w:rFonts w:ascii="Inter" w:hAnsi="Inter"/>
           <w:b w:val="0"/>
-          <w:color w:val="1E293B"/>
+          <w:color w:val="334155"/>
           <w:sz w:val="20"/>
         </w:rPr>
         <w:t xml:space="preserve"> Comparativa entre la materia prima entregada por Almacén y el consumo estándar según la lista de materiales de CONTPAQi.</w:t>
@@ -563,7 +579,7 @@
       </w:pPr>
       <w:r>
         <w:rPr>
-          <w:rFonts w:ascii="Arial" w:hAnsi="Arial"/>
+          <w:rFonts w:ascii="Inter" w:hAnsi="Inter"/>
           <w:b/>
           <w:color w:val="0F172A"/>
           <w:sz w:val="20"/>
@@ -572,9 +588,9 @@
       </w:r>
       <w:r>
         <w:rPr>
-          <w:rFonts w:ascii="Arial" w:hAnsi="Arial"/>
+          <w:rFonts w:ascii="Inter" w:hAnsi="Inter"/>
           <w:b w:val="0"/>
-          <w:color w:val="1E293B"/>
+          <w:color w:val="334155"/>
           <w:sz w:val="20"/>
         </w:rPr>
         <w:t xml:space="preserve"> Conteo de piezas rechazadas en los filtros C1 a C5 con registro de causa raíz y estación causante.</w:t>
@@ -587,7 +603,7 @@
       </w:pPr>
       <w:r>
         <w:rPr>
-          <w:rFonts w:ascii="Arial" w:hAnsi="Arial"/>
+          <w:rFonts w:ascii="Inter" w:hAnsi="Inter"/>
           <w:b/>
           <w:color w:val="0F172A"/>
           <w:sz w:val="20"/>
@@ -596,9 +612,9 @@
       </w:r>
       <w:r>
         <w:rPr>
-          <w:rFonts w:ascii="Arial" w:hAnsi="Arial"/>
+          <w:rFonts w:ascii="Inter" w:hAnsi="Inter"/>
           <w:b w:val="0"/>
-          <w:color w:val="1E293B"/>
+          <w:color w:val="334155"/>
           <w:sz w:val="20"/>
         </w:rPr>
         <w:t xml:space="preserve"> Semáforo visual en el tablero (verde: a tiempo, amarillo: próximo a vencer, rojo: atrasado).</w:t>
@@ -611,9 +627,9 @@
       </w:pPr>
       <w:r>
         <w:rPr>
-          <w:rFonts w:ascii="Arial" w:hAnsi="Arial"/>
+          <w:rFonts w:ascii="Inter" w:hAnsi="Inter"/>
           <w:b/>
-          <w:color w:val="8B5E3C"/>
+          <w:color w:val="2563EB"/>
           <w:sz w:val="23"/>
         </w:rPr>
         <w:t>Módulo 3: Terminal Táctil de Piso (Supervisores y Tablets T1 a T6)</w:t>
@@ -626,7 +642,7 @@
       </w:pPr>
       <w:r>
         <w:rPr>
-          <w:rFonts w:ascii="Arial" w:hAnsi="Arial"/>
+          <w:rFonts w:ascii="Inter" w:hAnsi="Inter"/>
           <w:b/>
           <w:color w:val="0F172A"/>
           <w:sz w:val="20"/>
@@ -635,9 +651,9 @@
       </w:r>
       <w:r>
         <w:rPr>
-          <w:rFonts w:ascii="Arial" w:hAnsi="Arial"/>
+          <w:rFonts w:ascii="Inter" w:hAnsi="Inter"/>
           <w:b w:val="0"/>
-          <w:color w:val="1E293B"/>
+          <w:color w:val="334155"/>
           <w:sz w:val="20"/>
         </w:rPr>
         <w:t xml:space="preserve"> Identificación de tarjeta viajera mediante cámara de la tablet (Xiaomi Redmi Pad SE) o lector óptico industrial 2D (Opción B).</w:t>
@@ -650,7 +666,7 @@
       </w:pPr>
       <w:r>
         <w:rPr>
-          <w:rFonts w:ascii="Arial" w:hAnsi="Arial"/>
+          <w:rFonts w:ascii="Inter" w:hAnsi="Inter"/>
           <w:b/>
           <w:color w:val="0F172A"/>
           <w:sz w:val="20"/>
@@ -659,9 +675,9 @@
       </w:r>
       <w:r>
         <w:rPr>
-          <w:rFonts w:ascii="Arial" w:hAnsi="Arial"/>
+          <w:rFonts w:ascii="Inter" w:hAnsi="Inter"/>
           <w:b w:val="0"/>
-          <w:color w:val="1E293B"/>
+          <w:color w:val="334155"/>
           <w:sz w:val="20"/>
         </w:rPr>
         <w:t xml:space="preserve"> Confirmación de depósito en el almacén intermedio correspondiente al concluir el trabajo en la estación.</w:t>
@@ -674,7 +690,7 @@
       </w:pPr>
       <w:r>
         <w:rPr>
-          <w:rFonts w:ascii="Arial" w:hAnsi="Arial"/>
+          <w:rFonts w:ascii="Inter" w:hAnsi="Inter"/>
           <w:b/>
           <w:color w:val="0F172A"/>
           <w:sz w:val="20"/>
@@ -683,9 +699,9 @@
       </w:r>
       <w:r>
         <w:rPr>
-          <w:rFonts w:ascii="Arial" w:hAnsi="Arial"/>
+          <w:rFonts w:ascii="Inter" w:hAnsi="Inter"/>
           <w:b w:val="0"/>
-          <w:color w:val="1E293B"/>
+          <w:color w:val="334155"/>
           <w:sz w:val="20"/>
         </w:rPr>
         <w:t xml:space="preserve"> Función para archivar la tarjeta madre de 60 piezas y activar formalmente los códigos QR de los sublotes de 15 piezas.</w:t>
@@ -698,7 +714,7 @@
       </w:pPr>
       <w:r>
         <w:rPr>
-          <w:rFonts w:ascii="Arial" w:hAnsi="Arial"/>
+          <w:rFonts w:ascii="Inter" w:hAnsi="Inter"/>
           <w:b/>
           <w:color w:val="0F172A"/>
           <w:sz w:val="20"/>
@@ -707,9 +723,9 @@
       </w:r>
       <w:r>
         <w:rPr>
-          <w:rFonts w:ascii="Arial" w:hAnsi="Arial"/>
+          <w:rFonts w:ascii="Inter" w:hAnsi="Inter"/>
           <w:b w:val="0"/>
-          <w:color w:val="1E293B"/>
+          <w:color w:val="334155"/>
           <w:sz w:val="20"/>
         </w:rPr>
         <w:t xml:space="preserve"> Registro ágil de paros productivos con motivo de catálogo táctil (cambio de horma, falla mecánica, falta de vapor, falta de material) y tiempos de detención.</w:t>
@@ -722,9 +738,9 @@
       </w:pPr>
       <w:r>
         <w:rPr>
-          <w:rFonts w:ascii="Arial" w:hAnsi="Arial"/>
+          <w:rFonts w:ascii="Inter" w:hAnsi="Inter"/>
           <w:b/>
-          <w:color w:val="8B5E3C"/>
+          <w:color w:val="2563EB"/>
           <w:sz w:val="23"/>
         </w:rPr>
         <w:t>Módulo 4: Puntos de Control de Calidad e Inspección (Filtros C1 a C5)</w:t>
@@ -737,7 +753,7 @@
       </w:pPr>
       <w:r>
         <w:rPr>
-          <w:rFonts w:ascii="Arial" w:hAnsi="Arial"/>
+          <w:rFonts w:ascii="Inter" w:hAnsi="Inter"/>
           <w:b/>
           <w:color w:val="0F172A"/>
           <w:sz w:val="20"/>
@@ -746,9 +762,9 @@
       </w:r>
       <w:r>
         <w:rPr>
-          <w:rFonts w:ascii="Arial" w:hAnsi="Arial"/>
+          <w:rFonts w:ascii="Inter" w:hAnsi="Inter"/>
           <w:b w:val="0"/>
-          <w:color w:val="1E293B"/>
+          <w:color w:val="334155"/>
           <w:sz w:val="20"/>
         </w:rPr>
         <w:t xml:space="preserve"> Inspección física por parte del Inspector de Calidad con dos opciones directas: Aprobar o Rechazar.</w:t>
@@ -761,7 +777,7 @@
       </w:pPr>
       <w:r>
         <w:rPr>
-          <w:rFonts w:ascii="Arial" w:hAnsi="Arial"/>
+          <w:rFonts w:ascii="Inter" w:hAnsi="Inter"/>
           <w:b/>
           <w:color w:val="0F172A"/>
           <w:sz w:val="20"/>
@@ -776,16 +792,16 @@
       </w:pPr>
       <w:r>
         <w:rPr>
-          <w:rFonts w:ascii="Arial" w:hAnsi="Arial"/>
+          <w:rFonts w:ascii="Inter" w:hAnsi="Inter"/>
           <w:b w:val="0"/>
-          <w:color w:val="1E293B"/>
+          <w:color w:val="334155"/>
           <w:sz w:val="20"/>
         </w:rPr>
         <w:t xml:space="preserve">Asignación manual de estación de retorno para </w:t>
       </w:r>
       <w:r>
         <w:rPr>
-          <w:rFonts w:ascii="Arial" w:hAnsi="Arial"/>
+          <w:rFonts w:ascii="Inter" w:hAnsi="Inter"/>
           <w:b/>
           <w:color w:val="0F172A"/>
           <w:sz w:val="20"/>
@@ -794,9 +810,9 @@
       </w:r>
       <w:r>
         <w:rPr>
-          <w:rFonts w:ascii="Arial" w:hAnsi="Arial"/>
+          <w:rFonts w:ascii="Inter" w:hAnsi="Inter"/>
           <w:b w:val="0"/>
-          <w:color w:val="1E293B"/>
+          <w:color w:val="334155"/>
           <w:sz w:val="20"/>
         </w:rPr>
         <w:t xml:space="preserve"> (C2 regresa a Refuerzo, C3 a Pintura, C4 a Alineado, C5 a Adorno).</w:t>
@@ -809,16 +825,16 @@
       </w:pPr>
       <w:r>
         <w:rPr>
-          <w:rFonts w:ascii="Arial" w:hAnsi="Arial"/>
+          <w:rFonts w:ascii="Inter" w:hAnsi="Inter"/>
           <w:b w:val="0"/>
-          <w:color w:val="1E293B"/>
+          <w:color w:val="334155"/>
           <w:sz w:val="20"/>
         </w:rPr>
         <w:t xml:space="preserve">Captura de piezas y causa raíz para </w:t>
       </w:r>
       <w:r>
         <w:rPr>
-          <w:rFonts w:ascii="Arial" w:hAnsi="Arial"/>
+          <w:rFonts w:ascii="Inter" w:hAnsi="Inter"/>
           <w:b/>
           <w:color w:val="0F172A"/>
           <w:sz w:val="20"/>
@@ -827,9 +843,9 @@
       </w:r>
       <w:r>
         <w:rPr>
-          <w:rFonts w:ascii="Arial" w:hAnsi="Arial"/>
+          <w:rFonts w:ascii="Inter" w:hAnsi="Inter"/>
           <w:b w:val="0"/>
-          <w:color w:val="1E293B"/>
+          <w:color w:val="334155"/>
           <w:sz w:val="20"/>
         </w:rPr>
         <w:t xml:space="preserve"> (histórico para KPIs).</w:t>
@@ -842,16 +858,16 @@
       </w:pPr>
       <w:r>
         <w:rPr>
-          <w:rFonts w:ascii="Arial" w:hAnsi="Arial"/>
+          <w:rFonts w:ascii="Inter" w:hAnsi="Inter"/>
           <w:b w:val="0"/>
-          <w:color w:val="1E293B"/>
+          <w:color w:val="334155"/>
           <w:sz w:val="20"/>
         </w:rPr>
         <w:t xml:space="preserve">Captura de piezas y motivo para </w:t>
       </w:r>
       <w:r>
         <w:rPr>
-          <w:rFonts w:ascii="Arial" w:hAnsi="Arial"/>
+          <w:rFonts w:ascii="Inter" w:hAnsi="Inter"/>
           <w:b/>
           <w:color w:val="0F172A"/>
           <w:sz w:val="20"/>
@@ -860,9 +876,9 @@
       </w:r>
       <w:r>
         <w:rPr>
-          <w:rFonts w:ascii="Arial" w:hAnsi="Arial"/>
+          <w:rFonts w:ascii="Inter" w:hAnsi="Inter"/>
           <w:b w:val="0"/>
-          <w:color w:val="1E293B"/>
+          <w:color w:val="334155"/>
           <w:sz w:val="20"/>
         </w:rPr>
         <w:t xml:space="preserve"> (histórico para KPIs).</w:t>
@@ -875,9 +891,9 @@
       </w:pPr>
       <w:r>
         <w:rPr>
-          <w:rFonts w:ascii="Arial" w:hAnsi="Arial"/>
+          <w:rFonts w:ascii="Inter" w:hAnsi="Inter"/>
           <w:b/>
-          <w:color w:val="8B5E3C"/>
+          <w:color w:val="2563EB"/>
           <w:sz w:val="23"/>
         </w:rPr>
         <w:t>Módulo 5: Subensambles (T5) y Ficha Técnica Multiperspectiva</w:t>
@@ -890,7 +906,7 @@
       </w:pPr>
       <w:r>
         <w:rPr>
-          <w:rFonts w:ascii="Arial" w:hAnsi="Arial"/>
+          <w:rFonts w:ascii="Inter" w:hAnsi="Inter"/>
           <w:b/>
           <w:color w:val="0F172A"/>
           <w:sz w:val="20"/>
@@ -899,9 +915,9 @@
       </w:r>
       <w:r>
         <w:rPr>
-          <w:rFonts w:ascii="Arial" w:hAnsi="Arial"/>
+          <w:rFonts w:ascii="Inter" w:hAnsi="Inter"/>
           <w:b w:val="0"/>
-          <w:color w:val="1E293B"/>
+          <w:color w:val="334155"/>
           <w:sz w:val="20"/>
         </w:rPr>
         <w:t xml:space="preserve"> Monitoreo visual de disponibilidad de inventario intermedio en subensambles (Tafiletes y Toquillas) para evitar paros en Adorno.</w:t>
@@ -914,7 +930,7 @@
       </w:pPr>
       <w:r>
         <w:rPr>
-          <w:rFonts w:ascii="Arial" w:hAnsi="Arial"/>
+          <w:rFonts w:ascii="Inter" w:hAnsi="Inter"/>
           <w:b/>
           <w:color w:val="0F172A"/>
           <w:sz w:val="20"/>
@@ -923,9 +939,9 @@
       </w:r>
       <w:r>
         <w:rPr>
-          <w:rFonts w:ascii="Arial" w:hAnsi="Arial"/>
+          <w:rFonts w:ascii="Inter" w:hAnsi="Inter"/>
           <w:b w:val="0"/>
-          <w:color w:val="1E293B"/>
+          <w:color w:val="334155"/>
           <w:sz w:val="20"/>
         </w:rPr>
         <w:t xml:space="preserve"> Despliegue en pantalla de varias fotografías de la muestra oficial autorizada del sombrero en diferentes perspectivas (armado, doblado, toquilla, herraje) para comparación física en Adorno e Inspección Final.</w:t>
@@ -938,9 +954,9 @@
       </w:pPr>
       <w:r>
         <w:rPr>
-          <w:rFonts w:ascii="Arial" w:hAnsi="Arial"/>
+          <w:rFonts w:ascii="Inter" w:hAnsi="Inter"/>
           <w:b/>
-          <w:color w:val="8B5E3C"/>
+          <w:color w:val="2563EB"/>
           <w:sz w:val="23"/>
         </w:rPr>
         <w:t>Módulo 6: Pre-Nómina de Destajo y Reportes</w:t>
@@ -953,7 +969,7 @@
       </w:pPr>
       <w:r>
         <w:rPr>
-          <w:rFonts w:ascii="Arial" w:hAnsi="Arial"/>
+          <w:rFonts w:ascii="Inter" w:hAnsi="Inter"/>
           <w:b/>
           <w:color w:val="0F172A"/>
           <w:sz w:val="20"/>
@@ -962,9 +978,9 @@
       </w:r>
       <w:r>
         <w:rPr>
-          <w:rFonts w:ascii="Arial" w:hAnsi="Arial"/>
+          <w:rFonts w:ascii="Inter" w:hAnsi="Inter"/>
           <w:b w:val="0"/>
-          <w:color w:val="1E293B"/>
+          <w:color w:val="334155"/>
           <w:sz w:val="20"/>
         </w:rPr>
         <w:t xml:space="preserve"> Acumulado automático de piezas concluidas por operador con base en su tarifa fija ($/pza).</w:t>
@@ -977,7 +993,7 @@
       </w:pPr>
       <w:r>
         <w:rPr>
-          <w:rFonts w:ascii="Arial" w:hAnsi="Arial"/>
+          <w:rFonts w:ascii="Inter" w:hAnsi="Inter"/>
           <w:b/>
           <w:color w:val="0F172A"/>
           <w:sz w:val="20"/>
@@ -986,9 +1002,9 @@
       </w:r>
       <w:r>
         <w:rPr>
-          <w:rFonts w:ascii="Arial" w:hAnsi="Arial"/>
+          <w:rFonts w:ascii="Inter" w:hAnsi="Inter"/>
           <w:b w:val="0"/>
-          <w:color w:val="1E293B"/>
+          <w:color w:val="334155"/>
           <w:sz w:val="20"/>
         </w:rPr>
         <w:t xml:space="preserve"> Descarga en un clic en formato nativo Microsoft Excel para conciliación de nómina.</w:t>
@@ -1001,9 +1017,9 @@
       </w:pPr>
       <w:r>
         <w:rPr>
-          <w:rFonts w:ascii="Arial" w:hAnsi="Arial"/>
+          <w:rFonts w:ascii="Inter" w:hAnsi="Inter"/>
           <w:b/>
-          <w:color w:val="8B5E3C"/>
+          <w:color w:val="2563EB"/>
           <w:sz w:val="23"/>
         </w:rPr>
         <w:t>Módulo 7: Microservicio Puente CONTPAQi SQL Server</w:t>
@@ -1016,7 +1032,7 @@
       </w:pPr>
       <w:r>
         <w:rPr>
-          <w:rFonts w:ascii="Arial" w:hAnsi="Arial"/>
+          <w:rFonts w:ascii="Inter" w:hAnsi="Inter"/>
           <w:b/>
           <w:color w:val="0F172A"/>
           <w:sz w:val="20"/>
@@ -1025,18 +1041,19 @@
       </w:r>
       <w:r>
         <w:rPr>
-          <w:rFonts w:ascii="Arial" w:hAnsi="Arial"/>
+          <w:rFonts w:ascii="Inter" w:hAnsi="Inter"/>
           <w:b w:val="0"/>
-          <w:color w:val="1E293B"/>
+          <w:color w:val="334155"/>
           <w:sz w:val="20"/>
         </w:rPr>
         <w:t xml:space="preserve"> Vistas y Procedimientos Almacenados en Microsoft SQL Server dentro de red local para sincronizar catálogos, registrar entrada de producto terminado con el folio del lote MES en observaciones y descargar materia prima consumida.</w:t>
       </w:r>
     </w:p>
     <w:sectPr>
-      <w:footerReference w:type="default" r:id="rId9"/>
+      <w:headerReference w:type="default" r:id="rId9"/>
+      <w:footerReference w:type="default" r:id="rId10"/>
       <w:pgSz w:w="12240" w:h="15840"/>
-      <w:pgMar w:top="1440" w:right="1440" w:bottom="1440" w:left="1440" w:header="720" w:footer="720" w:gutter="0"/>
+      <w:pgMar w:top="1224" w:right="1296" w:bottom="1224" w:left="1296" w:header="720" w:footer="720" w:gutter="0"/>
       <w:cols w:space="720"/>
       <w:docGrid w:linePitch="360"/>
     </w:sectPr>
@@ -1053,14 +1070,25 @@
     </w:pPr>
     <w:r>
       <w:rPr>
-        <w:rFonts w:ascii="Arial" w:hAnsi="Arial"/>
+        <w:rFonts w:ascii="Inter" w:hAnsi="Inter"/>
         <w:color w:val="64748B"/>
         <w:sz w:val="17"/>
       </w:rPr>
-      <w:t>Tombstone Hats MES · Uanify Software Industrial  |  Diagrama de Flujo del Sistema y Catalogo de Modulos (MVP)</w:t>
+      <w:t>Tombstone Hats MES · Uanify Software Industrial  |  Diagrama de Flujo del Sistema y Catálogo de Módulos (MVP)</w:t>
     </w:r>
   </w:p>
 </w:ftr>
+</file>
+
+<file path=word/header1.xml><?xml version="1.0" encoding="utf-8"?>
+<w:hdr xmlns:m="http://schemas.openxmlformats.org/officeDocument/2006/math" xmlns:mc="http://schemas.openxmlformats.org/markup-compatibility/2006" xmlns:mo="http://schemas.microsoft.com/office/mac/office/2008/main" xmlns:mv="urn:schemas-microsoft-com:mac:vml" xmlns:o="urn:schemas-microsoft-com:office:office" xmlns:r="http://schemas.openxmlformats.org/officeDocument/2006/relationships" xmlns:v="urn:schemas-microsoft-com:vml" xmlns:w10="urn:schemas-microsoft-com:office:word" xmlns:w14="http://schemas.microsoft.com/office/word/2010/wordml" xmlns:w="http://schemas.openxmlformats.org/wordprocessingml/2006/main" xmlns:wne="http://schemas.microsoft.com/office/word/2006/wordml" xmlns:wp14="http://schemas.microsoft.com/office/word/2010/wordprocessingDrawing" xmlns:wp="http://schemas.openxmlformats.org/drawingml/2006/wordprocessingDrawing" xmlns:wpc="http://schemas.microsoft.com/office/word/2010/wordprocessingCanvas" xmlns:wpg="http://schemas.microsoft.com/office/word/2010/wordprocessingGroup" xmlns:wpi="http://schemas.microsoft.com/office/word/2010/wordprocessingInk" xmlns:wps="http://schemas.microsoft.com/office/word/2010/wordprocessingShape" mc:Ignorable="w14 wp14">
+  <w:p>
+    <w:pPr>
+      <w:pStyle w:val="Header"/>
+    </w:pPr>
+    <w:r/>
+  </w:p>
+</w:hdr>
 </file>
 
 <file path=word/numbering.xml><?xml version="1.0" encoding="utf-8"?>
